--- a/15b_Кондратов_Відгук_рецензента_Шматко.docx
+++ b/15b_Кондратов_Відгук_рецензента_Шматко.docx
@@ -4,6 +4,7 @@
   <w:body>
     <w:p>
       <w:pPr>
+        <w:spacing w:after="0" w:before="0" w:line="240" w:lineRule="auto"/>
         <w:jc w:val="center"/>
       </w:pPr>
       <w:r>
@@ -15,6 +16,7 @@
     </w:p>
     <w:p>
       <w:pPr>
+        <w:spacing w:after="0" w:before="0" w:line="240" w:lineRule="auto"/>
         <w:jc w:val="center"/>
       </w:pPr>
       <w:r>
@@ -23,6 +25,7 @@
     </w:p>
     <w:p>
       <w:pPr>
+        <w:spacing w:after="0" w:before="0" w:line="240" w:lineRule="auto"/>
         <w:jc w:val="center"/>
       </w:pPr>
       <w:r>
@@ -37,6 +40,7 @@
     </w:p>
     <w:p>
       <w:pPr>
+        <w:spacing w:after="0" w:before="0" w:line="240" w:lineRule="auto"/>
         <w:jc w:val="center"/>
       </w:pPr>
       <w:r>
@@ -45,6 +49,7 @@
     </w:p>
     <w:p>
       <w:pPr>
+        <w:spacing w:after="0" w:before="0" w:line="240" w:lineRule="auto"/>
         <w:jc w:val="center"/>
       </w:pPr>
       <w:r>
@@ -53,15 +58,16 @@
     </w:p>
     <w:p>
       <w:pPr>
+        <w:spacing w:after="0" w:before="0" w:line="240" w:lineRule="auto"/>
         <w:jc w:val="center"/>
       </w:pPr>
       <w:r>
         <w:t>Національного технічного університету «Харківський політехнічний інститут»</w:t>
       </w:r>
     </w:p>
-    <w:p/>
-    <w:p>
-      <w:pPr>
+    <w:p>
+      <w:pPr>
+        <w:spacing w:after="0" w:before="0" w:line="240" w:lineRule="auto"/>
         <w:jc w:val="center"/>
       </w:pPr>
       <w:r>
@@ -70,6 +76,7 @@
     </w:p>
     <w:p>
       <w:pPr>
+        <w:spacing w:after="0" w:before="0" w:line="240" w:lineRule="auto"/>
         <w:jc w:val="center"/>
       </w:pPr>
       <w:r>
@@ -81,6 +88,7 @@
     </w:p>
     <w:p>
       <w:pPr>
+        <w:spacing w:after="0" w:before="0" w:line="240" w:lineRule="auto"/>
         <w:jc w:val="center"/>
       </w:pPr>
       <w:r>
@@ -95,6 +103,7 @@
     </w:p>
     <w:p>
       <w:pPr>
+        <w:spacing w:after="0" w:before="0" w:line="240" w:lineRule="auto"/>
         <w:jc w:val="center"/>
       </w:pPr>
       <w:r>
@@ -103,6 +112,7 @@
     </w:p>
     <w:p>
       <w:pPr>
+        <w:spacing w:after="0" w:before="0" w:line="240" w:lineRule="auto"/>
         <w:jc w:val="center"/>
       </w:pPr>
       <w:r>
@@ -117,6 +127,7 @@
     </w:p>
     <w:p>
       <w:pPr>
+        <w:spacing w:after="0" w:before="0" w:line="240" w:lineRule="auto"/>
         <w:jc w:val="center"/>
       </w:pPr>
       <w:r>
@@ -129,8 +140,11 @@
         <w:t>122 – Комп’ютерні науки</w:t>
       </w:r>
     </w:p>
-    <w:p/>
-    <w:p>
+    <w:p>
+      <w:pPr>
+        <w:spacing w:after="0" w:before="0" w:line="240" w:lineRule="auto"/>
+        <w:jc w:val="center"/>
+      </w:pPr>
       <w:r>
         <w:rPr>
           <w:b/>
@@ -138,20 +152,29 @@
         <w:t>Актуальність теми</w:t>
       </w:r>
     </w:p>
-    <w:p/>
-    <w:p>
-      <w:r>
-        <w:t>Дисертаційна робота присвячена розв’язанню актуальної науково-прикладної задачі розробки моделей, методів та інформаційної технології дистанційної ідентифікації параметрів динамічних об’єктів за відеоданими. З огляду на активний розвиток систем безпеки, автономного транспорту, робототехніки, цифрового моніторингу та спеціалізованих дослідницьких систем, підвищення ефективності аналізу динамічних сцен є важливим і своєчасним завданням.</w:t>
-      </w:r>
-    </w:p>
-    <w:p/>
-    <w:p>
-      <w:r>
-        <w:t>Особливу цінність має те, що автор розглядає задачу не фрагментарно, а як комплекс взаємопов’язаних процедур: виявлення об’єкта, оцінювання його руху, реконструкції глибини сцени, інтеграції просторово-часових ознак і фінальної оцінки якості результатів. Такий підхід робить роботу практично значущою і методологічно цілісною.</w:t>
-      </w:r>
-    </w:p>
-    <w:p/>
-    <w:p>
+    <w:p>
+      <w:pPr>
+        <w:spacing w:after="0" w:before="0" w:line="240" w:lineRule="auto"/>
+        <w:jc w:val="both"/>
+      </w:pPr>
+      <w:r>
+        <w:t>Дисертаційна робота присвячена актуальній задачі розробки моделей, методів та інформаційної технології дистанційної ідентифікації параметрів динамічних об’єктів за відеоданими. З позицій програмної інженерії та інтелектуальних технологій управління цінність теми полягає в тому, що йдеться не просто про вибір окремого алгоритму, а про побудову масштабованої, модульної та конфігурованої системи аналізу динамічних сцен.</w:t>
+      </w:r>
+    </w:p>
+    <w:p>
+      <w:pPr>
+        <w:spacing w:after="0" w:before="0" w:line="240" w:lineRule="auto"/>
+        <w:jc w:val="both"/>
+      </w:pPr>
+      <w:r>
+        <w:t>Сучасні прикладні системи потребують не лише високої точності, а й можливості змінювати конфігурацію обробки залежно від умов спостереження, апаратних обмежень і вимог до швидкодії. Саме такий інженерний підхід простежується в роботі Кондратова О. М., що робить її актуальною і практично значущою.</w:t>
+      </w:r>
+    </w:p>
+    <w:p>
+      <w:pPr>
+        <w:spacing w:after="0" w:before="0" w:line="240" w:lineRule="auto"/>
+        <w:jc w:val="both"/>
+      </w:pPr>
       <w:r>
         <w:rPr>
           <w:b/>
@@ -159,42 +182,63 @@
         <w:t>Ступінь обґрунтованості наукових положень і висновків</w:t>
       </w:r>
     </w:p>
-    <w:p/>
-    <w:p>
-      <w:r>
-        <w:t>Наукові положення, висновки та рекомендації дисертації є достатньо обґрунтованими. Автором чітко сформульовано мету і задачі дослідження, обрано адекватний математичний та алгоритмічний апарат, а сам виклад матеріалу є послідовним і логічним.</w:t>
-      </w:r>
-    </w:p>
-    <w:p/>
-    <w:p>
-      <w:r>
-        <w:t>У роботі використано сучасні трансформерні моделі виявлення об’єктів, класичні та нейромережеві методи оптичного потоку, моделі оцінювання глибини сцени, ансамблеві підходи та програмну реалізацію експериментального конвеєра. Важливо, що модульний підхід дозволив авторові незалежно аналізувати та тестувати окремі компоненти, а також формувати оптимальні конфігурації для різних умов спостереження.</w:t>
-      </w:r>
-    </w:p>
-    <w:p/>
-    <w:p>
-      <w:r>
-        <w:rPr>
-          <w:b/>
-        </w:rPr>
-        <w:t>Достовірність і практична підтвердженість результатів</w:t>
-      </w:r>
-    </w:p>
-    <w:p/>
-    <w:p>
+    <w:p>
+      <w:pPr>
+        <w:spacing w:after="0" w:before="0" w:line="240" w:lineRule="auto"/>
+        <w:jc w:val="both"/>
+      </w:pPr>
+      <w:r>
+        <w:t>Наукові положення, висновки та рекомендації дисертації є достатньо обґрунтованими. Автором чітко сформульовано мету і задачі дослідження, обрано сучасний алгоритмічний апарат, а сам виклад матеріалу є послідовним.</w:t>
+      </w:r>
+    </w:p>
+    <w:p>
+      <w:pPr>
+        <w:spacing w:after="0" w:before="0" w:line="240" w:lineRule="auto"/>
+        <w:jc w:val="both"/>
+      </w:pPr>
+      <w:r>
+        <w:t>Позитивним є те, що в роботі простежується модульна логіка побудови системи: окремо розглядаються засоби виявлення об’єкта, оцінювання його руху, відновлення глибини сцени, агрегування результатів та оцінювання якості. Завдяки цьому дисертація має не лише науковий, а й виразний інженерний зміст.</w:t>
+      </w:r>
+    </w:p>
+    <w:p>
+      <w:pPr>
+        <w:spacing w:after="0" w:before="0" w:line="240" w:lineRule="auto"/>
+        <w:jc w:val="both"/>
+      </w:pPr>
+      <w:r>
+        <w:rPr>
+          <w:b/>
+        </w:rPr>
+        <w:t>Достовірність результатів і якість реалізації</w:t>
+      </w:r>
+    </w:p>
+    <w:p>
+      <w:pPr>
+        <w:spacing w:after="0" w:before="0" w:line="240" w:lineRule="auto"/>
+        <w:jc w:val="both"/>
+      </w:pPr>
       <w:r>
         <w:t>Достовірність результатів забезпечується:</w:t>
       </w:r>
     </w:p>
-    <w:p/>
-    <w:p>
-      <w:r>
-        <w:t>1. використанням сучасних методів комп’ютерного зору, машинного навчання та обчислювального інтелекту;</w:t>
-      </w:r>
-    </w:p>
-    <w:p>
-      <w:r>
-        <w:t xml:space="preserve">2. порівняльним експериментальним аналізом </w:t>
+    <w:p>
+      <w:pPr>
+        <w:spacing w:after="0" w:before="0" w:line="240" w:lineRule="auto"/>
+        <w:ind w:left="0" w:firstLine="0"/>
+        <w:jc w:val="left"/>
+      </w:pPr>
+      <w:r>
+        <w:t>1. використанням сучасних моделей комп’ютерного зору, машинного навчання та ансамблевих підходів;</w:t>
+      </w:r>
+    </w:p>
+    <w:p>
+      <w:pPr>
+        <w:spacing w:after="0" w:before="0" w:line="240" w:lineRule="auto"/>
+        <w:ind w:left="0" w:firstLine="0"/>
+        <w:jc w:val="left"/>
+      </w:pPr>
+      <w:r>
+        <w:t xml:space="preserve">2. порівняльним аналізом </w:t>
       </w:r>
       <w:r>
         <w:rPr>
@@ -207,8 +251,13 @@
       </w:r>
     </w:p>
     <w:p>
-      <w:r>
-        <w:t xml:space="preserve">3. застосуванням системи кількісних метрик </w:t>
+      <w:pPr>
+        <w:spacing w:after="0" w:before="0" w:line="240" w:lineRule="auto"/>
+        <w:ind w:left="0" w:firstLine="0"/>
+        <w:jc w:val="left"/>
+      </w:pPr>
+      <w:r>
+        <w:t xml:space="preserve">3. застосуванням системи метрик </w:t>
       </w:r>
       <w:r>
         <w:rPr>
@@ -221,75 +270,139 @@
       </w:r>
     </w:p>
     <w:p>
+      <w:pPr>
+        <w:spacing w:after="0" w:before="0" w:line="240" w:lineRule="auto"/>
+        <w:ind w:left="0" w:firstLine="0"/>
+        <w:jc w:val="left"/>
+      </w:pPr>
       <w:r>
         <w:t>4. наявністю програмної реалізації інформаційної технології та результатів її тестування;</w:t>
       </w:r>
     </w:p>
     <w:p>
-      <w:r>
-        <w:t>5. апробацією результатів у публікаціях, доповідях і практичним впровадженням у навчальній та дослідницькій діяльності.</w:t>
-      </w:r>
-    </w:p>
-    <w:p/>
-    <w:p>
-      <w:r>
-        <w:t>Отримані результати впроваджено в освітній процес кафедри інформаційних систем та технологій НТУ «ХПІ», у ТОВ «Технічний університет «Метінвест Політехніка», а також у Радіоастрономічному інституті НАН України для дослідження динамічних процесів за даними дистанційних спостережень.</w:t>
-      </w:r>
-    </w:p>
-    <w:p/>
-    <w:p>
-      <w:r>
-        <w:rPr>
-          <w:b/>
-        </w:rPr>
-        <w:t>Основні наукові результати</w:t>
-      </w:r>
-    </w:p>
-    <w:p/>
-    <w:p>
-      <w:r>
-        <w:t>До основних наукових результатів дисертації належать:</w:t>
-      </w:r>
-    </w:p>
-    <w:p/>
-    <w:p>
+      <w:pPr>
+        <w:spacing w:after="0" w:before="0" w:line="240" w:lineRule="auto"/>
+        <w:ind w:left="0" w:firstLine="0"/>
+        <w:jc w:val="left"/>
+      </w:pPr>
+      <w:r>
+        <w:t>5. апробацією в публікаціях і доповідях;</w:t>
+      </w:r>
+    </w:p>
+    <w:p>
+      <w:pPr>
+        <w:spacing w:after="0" w:before="0" w:line="240" w:lineRule="auto"/>
+        <w:ind w:left="0" w:firstLine="0"/>
+        <w:jc w:val="left"/>
+      </w:pPr>
+      <w:r>
+        <w:t>6. практичним впровадженням у навчальній та дослідницькій діяльності.</w:t>
+      </w:r>
+    </w:p>
+    <w:p>
+      <w:pPr>
+        <w:spacing w:after="0" w:before="0" w:line="240" w:lineRule="auto"/>
+        <w:jc w:val="both"/>
+      </w:pPr>
+      <w:r>
+        <w:t>З інженерної точки зору важливо, що автор не обмежився констатацією працездатності окремих моделей, а виконав систематичне порівняння конфігурацій у межах єдиного конвеєра. Це підвищує відтворюваність результатів і цінність роботи для подальшого розвитку програмного засобу.</w:t>
+      </w:r>
+    </w:p>
+    <w:p>
+      <w:pPr>
+        <w:spacing w:after="0" w:before="0" w:line="240" w:lineRule="auto"/>
+        <w:jc w:val="both"/>
+      </w:pPr>
+      <w:r>
+        <w:rPr>
+          <w:b/>
+        </w:rPr>
+        <w:t>Основні результати дисертації</w:t>
+      </w:r>
+    </w:p>
+    <w:p>
+      <w:pPr>
+        <w:spacing w:after="0" w:before="0" w:line="240" w:lineRule="auto"/>
+        <w:jc w:val="both"/>
+      </w:pPr>
+      <w:r>
+        <w:t>До основних науково-практичних результатів дисертації належать:</w:t>
+      </w:r>
+    </w:p>
+    <w:p>
+      <w:pPr>
+        <w:spacing w:after="0" w:before="0" w:line="240" w:lineRule="auto"/>
+        <w:ind w:left="0" w:firstLine="0"/>
+        <w:jc w:val="left"/>
+      </w:pPr>
       <w:r>
         <w:t>1. метод дистанційної ідентифікації параметрів динамічних об’єктів на основі поєднання DETR та алгоритмів оптичного потоку;</w:t>
       </w:r>
     </w:p>
     <w:p>
-      <w:r>
-        <w:t>2. структура інформаційної технології, що інтегрує детектування, оцінювання руху, відновлення глибини та ансамблеву корекцію результатів;</w:t>
-      </w:r>
-    </w:p>
-    <w:p>
-      <w:r>
-        <w:t>3. удосконалений метод оцінювання глибини сцени на основі комбінування моделей MiDaS, DPT_Large та GeoNet із застосуванням Bagging і Boosting;</w:t>
-      </w:r>
-    </w:p>
-    <w:p>
+      <w:pPr>
+        <w:spacing w:after="0" w:before="0" w:line="240" w:lineRule="auto"/>
+        <w:ind w:left="0" w:firstLine="0"/>
+        <w:jc w:val="left"/>
+      </w:pPr>
+      <w:r>
+        <w:t>2. структура інформаційної технології, що інтегрує модулі виявлення, оцінювання руху, відновлення глибини та корекції результатів;</w:t>
+      </w:r>
+    </w:p>
+    <w:p>
+      <w:pPr>
+        <w:spacing w:after="0" w:before="0" w:line="240" w:lineRule="auto"/>
+        <w:ind w:left="0" w:firstLine="0"/>
+        <w:jc w:val="left"/>
+      </w:pPr>
+      <w:r>
+        <w:t>3. удосконалений метод оцінювання глибини сцени на основі комбінування моделей MiDaS, DPT\_Large та GeoNet із застосуванням Bagging і Boosting;</w:t>
+      </w:r>
+    </w:p>
+    <w:p>
+      <w:pPr>
+        <w:spacing w:after="0" w:before="0" w:line="240" w:lineRule="auto"/>
+        <w:ind w:left="0" w:firstLine="0"/>
+        <w:jc w:val="left"/>
+      </w:pPr>
       <w:r>
         <w:t>4. удосконалений метод ансамблевої агрегації результатів ідентифікації;</w:t>
       </w:r>
     </w:p>
     <w:p>
-      <w:r>
-        <w:t>5. удосконалений метод кількісного оцінювання якості ідентифікації на основі комплексної системи метрик;</w:t>
-      </w:r>
-    </w:p>
-    <w:p>
+      <w:pPr>
+        <w:spacing w:after="0" w:before="0" w:line="240" w:lineRule="auto"/>
+        <w:ind w:left="0" w:firstLine="0"/>
+        <w:jc w:val="left"/>
+      </w:pPr>
+      <w:r>
+        <w:t>5. удосконалена система кількісного оцінювання якості;</w:t>
+      </w:r>
+    </w:p>
+    <w:p>
+      <w:pPr>
+        <w:spacing w:after="0" w:before="0" w:line="240" w:lineRule="auto"/>
+        <w:ind w:left="0" w:firstLine="0"/>
+        <w:jc w:val="left"/>
+      </w:pPr>
       <w:r>
         <w:t>6. подальший розвиток підходу до синтезу просторово-часових ознак динамічних об’єктів.</w:t>
       </w:r>
     </w:p>
-    <w:p/>
-    <w:p>
-      <w:r>
-        <w:t>Наукові результати характеризуються новизною, логічно взаємопов’язані між собою та спрямовані на підвищення ефективності функціонування прикладних систем аналізу динамічних сцен.</w:t>
-      </w:r>
-    </w:p>
-    <w:p/>
-    <w:p>
+    <w:p>
+      <w:pPr>
+        <w:spacing w:after="0" w:before="0" w:line="240" w:lineRule="auto"/>
+        <w:jc w:val="both"/>
+      </w:pPr>
+      <w:r>
+        <w:t>Суттєво, що перелічені результати утворюють не випадковий набір рішень, а взаємопов’язану архітектуру, придатну до подальшого розвитку й адаптації.</w:t>
+      </w:r>
+    </w:p>
+    <w:p>
+      <w:pPr>
+        <w:spacing w:after="0" w:before="0" w:line="240" w:lineRule="auto"/>
+        <w:jc w:val="both"/>
+      </w:pPr>
       <w:r>
         <w:rPr>
           <w:b/>
@@ -297,46 +410,79 @@
         <w:t>Значущість результатів для науки і практики</w:t>
       </w:r>
     </w:p>
-    <w:p/>
-    <w:p>
-      <w:r>
-        <w:t>Наукова значущість дисертації полягає у розвитку підходів до побудови інтегрованих інформаційних технологій дистанційної ідентифікації параметрів динамічних об’єктів. Практичне значення визначається можливістю використання одержаних результатів у:</w:t>
-      </w:r>
-    </w:p>
-    <w:p/>
-    <w:p>
+    <w:p>
+      <w:pPr>
+        <w:spacing w:after="0" w:before="0" w:line="240" w:lineRule="auto"/>
+        <w:jc w:val="both"/>
+      </w:pPr>
+      <w:r>
+        <w:t>Наукова значущість роботи полягає в розвитку підходів до побудови інтегрованих інформаційних технологій аналізу динамічних сцен. Практичне значення визначається можливістю використання одержаних результатів у:</w:t>
+      </w:r>
+    </w:p>
+    <w:p>
+      <w:pPr>
+        <w:spacing w:after="0" w:before="0" w:line="240" w:lineRule="auto"/>
+        <w:ind w:left="0" w:firstLine="0"/>
+        <w:jc w:val="left"/>
+      </w:pPr>
       <w:r>
         <w:t>1. системах інтелектуального відеоспостереження;</w:t>
       </w:r>
     </w:p>
     <w:p>
-      <w:r>
-        <w:t>2. автономних транспортних та робототехнічних системах;</w:t>
-      </w:r>
-    </w:p>
-    <w:p>
+      <w:pPr>
+        <w:spacing w:after="0" w:before="0" w:line="240" w:lineRule="auto"/>
+        <w:ind w:left="0" w:firstLine="0"/>
+        <w:jc w:val="left"/>
+      </w:pPr>
+      <w:r>
+        <w:t>2. автономних транспортних і робототехнічних системах;</w:t>
+      </w:r>
+    </w:p>
+    <w:p>
+      <w:pPr>
+        <w:spacing w:after="0" w:before="0" w:line="240" w:lineRule="auto"/>
+        <w:ind w:left="0" w:firstLine="0"/>
+        <w:jc w:val="left"/>
+      </w:pPr>
       <w:r>
         <w:t>3. промисловому моніторингу;</w:t>
       </w:r>
     </w:p>
     <w:p>
+      <w:pPr>
+        <w:spacing w:after="0" w:before="0" w:line="240" w:lineRule="auto"/>
+        <w:ind w:left="0" w:firstLine="0"/>
+        <w:jc w:val="left"/>
+      </w:pPr>
       <w:r>
         <w:t>4. системах підтримки прийняття рішень;</w:t>
       </w:r>
     </w:p>
     <w:p>
+      <w:pPr>
+        <w:spacing w:after="0" w:before="0" w:line="240" w:lineRule="auto"/>
+        <w:ind w:left="0" w:firstLine="0"/>
+        <w:jc w:val="left"/>
+      </w:pPr>
       <w:r>
         <w:t>5. спеціалізованих задачах аналізу динамічних процесів, зокрема в радіоастрономії.</w:t>
       </w:r>
     </w:p>
-    <w:p/>
-    <w:p>
-      <w:r>
-        <w:t>Окремо слід відзначити, що робота має міждисциплінарний потенціал і може бути адаптована до інших предметних областей, де потрібно оцінювати рух і параметри об’єктів за відеопотоком.</w:t>
-      </w:r>
-    </w:p>
-    <w:p/>
-    <w:p>
+    <w:p>
+      <w:pPr>
+        <w:spacing w:after="0" w:before="0" w:line="240" w:lineRule="auto"/>
+        <w:jc w:val="both"/>
+      </w:pPr>
+      <w:r>
+        <w:t>Окремо відзначу, що модульна організація системи створює основу для подальшої оптимізації, масштабування та перенесення на інші прикладні задачі.</w:t>
+      </w:r>
+    </w:p>
+    <w:p>
+      <w:pPr>
+        <w:spacing w:after="0" w:before="0" w:line="240" w:lineRule="auto"/>
+        <w:jc w:val="both"/>
+      </w:pPr>
       <w:r>
         <w:rPr>
           <w:b/>
@@ -344,8 +490,11 @@
         <w:t>Повнота оприлюднення результатів</w:t>
       </w:r>
     </w:p>
-    <w:p/>
-    <w:p>
+    <w:p>
+      <w:pPr>
+        <w:spacing w:after="0" w:before="0" w:line="240" w:lineRule="auto"/>
+        <w:jc w:val="both"/>
+      </w:pPr>
       <w:r>
         <w:t xml:space="preserve">Основні положення та результати дисертації належно оприлюднені у </w:t>
       </w:r>
@@ -356,11 +505,14 @@
         <w:t>15 наукових працях</w:t>
       </w:r>
       <w:r>
-        <w:t>, серед яких статті у фахових виданнях України та матеріали наукових конференцій. Публікації відображають зміст роботи, а рівень апробації є достатнім для дисертації на здобуття ступеня доктора філософії.</w:t>
-      </w:r>
-    </w:p>
-    <w:p/>
-    <w:p>
+        <w:t>. Публікації відображають зміст роботи, а рівень апробації є достатнім.</w:t>
+      </w:r>
+    </w:p>
+    <w:p>
+      <w:pPr>
+        <w:spacing w:after="0" w:before="0" w:line="240" w:lineRule="auto"/>
+        <w:jc w:val="both"/>
+      </w:pPr>
       <w:r>
         <w:rPr>
           <w:b/>
@@ -368,20 +520,29 @@
         <w:t>Оцінка структури роботи та академічної доброчесності</w:t>
       </w:r>
     </w:p>
-    <w:p/>
-    <w:p>
-      <w:r>
-        <w:t>Дисертація має завершену й логічну структуру, містить вступ, чотири розділи, висновки, список використаних джерел і додатки. Матеріал викладено послідовно, з належним рівнем деталізації теоретичної, алгоритмічної та експериментальної складових.</w:t>
-      </w:r>
-    </w:p>
-    <w:p/>
-    <w:p>
-      <w:r>
-        <w:t>Порушень принципів академічної доброчесності в роботі та публікаціях здобувача не виявлено. Дисертація виконана самостійно, а особистий внесок автора у співавторські публікації окреслено належним чином.</w:t>
-      </w:r>
-    </w:p>
-    <w:p/>
-    <w:p>
+    <w:p>
+      <w:pPr>
+        <w:spacing w:after="0" w:before="0" w:line="240" w:lineRule="auto"/>
+        <w:jc w:val="both"/>
+      </w:pPr>
+      <w:r>
+        <w:t>Дисертація має завершену й логічну структуру, містить вступ, чотири розділи, висновки, список використаних джерел і додатки. Теоретичні, алгоритмічні та експериментальні матеріали збалансовані між собою.</w:t>
+      </w:r>
+    </w:p>
+    <w:p>
+      <w:pPr>
+        <w:spacing w:after="0" w:before="0" w:line="240" w:lineRule="auto"/>
+        <w:jc w:val="both"/>
+      </w:pPr>
+      <w:r>
+        <w:t>Порушень принципів академічної доброчесності в роботі та публікаціях здобувача не виявлено. Дисертація виконана самостійно, а особистий внесок автора у співавторські праці визначено належним чином.</w:t>
+      </w:r>
+    </w:p>
+    <w:p>
+      <w:pPr>
+        <w:spacing w:after="0" w:before="0" w:line="240" w:lineRule="auto"/>
+        <w:jc w:val="both"/>
+      </w:pPr>
       <w:r>
         <w:rPr>
           <w:b/>
@@ -389,45 +550,80 @@
         <w:t>Зауваження до дисертаційної роботи</w:t>
       </w:r>
     </w:p>
-    <w:p/>
-    <w:p>
-      <w:r>
-        <w:t>1. У роботі доцільно було б ще детальніше показати переваги модульного підходу порівняно з альтернативними наскрізними архітектурами для окремих прикладних сценаріїв.</w:t>
-      </w:r>
-    </w:p>
-    <w:p>
-      <w:r>
-        <w:t>2. Для практичного використання системи корисно було б ширше подати часові характеристики обробки, вимоги до апаратної платформи та оцінки продуктивності окремих модулів.</w:t>
-      </w:r>
-    </w:p>
-    <w:p>
-      <w:r>
-        <w:t>3. У частині аналізу стійкості до шумів, оклюзій і змін освітлення бажано було б навести більше прикладів граничних режимів роботи системи та типових випадків похибок.</w:t>
-      </w:r>
-    </w:p>
-    <w:p>
-      <w:r>
-        <w:t>4. Для окремих прикладних сценаріїв доцільно ще чіткіше описати правила вибору оптимальної конфігурації методів залежно від умов спостереження.</w:t>
-      </w:r>
-    </w:p>
-    <w:p>
-      <w:r>
-        <w:t>5. Відомості про практичне впровадження могли б бути посилені більш детальним поданням кількісного ефекту використання результатів у кожній із організацій.</w:t>
-      </w:r>
-    </w:p>
-    <w:p>
-      <w:r>
-        <w:t>6. У тексті наявні окремі стилістичні та термінологічні неточності, які доцільно усунути під час остаточного редагування.</w:t>
-      </w:r>
-    </w:p>
-    <w:p/>
-    <w:p>
+    <w:p>
+      <w:pPr>
+        <w:spacing w:after="0" w:before="0" w:line="240" w:lineRule="auto"/>
+        <w:ind w:left="0" w:firstLine="0"/>
+        <w:jc w:val="left"/>
+      </w:pPr>
+      <w:r>
+        <w:t>1. У роботі доцільно було б детальніше описати інтерфейси між окремими модулями технології, формати даних на вході та виході модулів і правила узгодження результатів.</w:t>
+      </w:r>
+    </w:p>
+    <w:p>
+      <w:pPr>
+        <w:spacing w:after="0" w:before="0" w:line="240" w:lineRule="auto"/>
+        <w:ind w:left="0" w:firstLine="0"/>
+        <w:jc w:val="left"/>
+      </w:pPr>
+      <w:r>
+        <w:t>2. Для практичного використання системи корисно було б чіткіше сформулювати правила вибору оптимальної конфігурації методів залежно від умов спостереження та вимог до швидкодії.</w:t>
+      </w:r>
+    </w:p>
+    <w:p>
+      <w:pPr>
+        <w:spacing w:after="0" w:before="0" w:line="240" w:lineRule="auto"/>
+        <w:ind w:left="0" w:firstLine="0"/>
+        <w:jc w:val="left"/>
+      </w:pPr>
+      <w:r>
+        <w:t>3. Було б доцільно ширше подати часові характеристики обробки, вимоги до апаратної платформи та оцінки продуктивності окремих модулів.</w:t>
+      </w:r>
+    </w:p>
+    <w:p>
+      <w:pPr>
+        <w:spacing w:after="0" w:before="0" w:line="240" w:lineRule="auto"/>
+        <w:ind w:left="0" w:firstLine="0"/>
+        <w:jc w:val="left"/>
+      </w:pPr>
+      <w:r>
+        <w:t>4. У частині аналізу стійкості бажано було б навести більше прикладів типових відмов або похибок системи та способів їх компенсації.</w:t>
+      </w:r>
+    </w:p>
+    <w:p>
+      <w:pPr>
+        <w:spacing w:after="0" w:before="0" w:line="240" w:lineRule="auto"/>
+        <w:ind w:left="0" w:firstLine="0"/>
+        <w:jc w:val="left"/>
+      </w:pPr>
+      <w:r>
+        <w:t>5. Відомості про практичне впровадження результатів можна було б посилити більш детальним поданням кількісного ефекту використання технології в кожній із організацій.</w:t>
+      </w:r>
+    </w:p>
+    <w:p>
+      <w:pPr>
+        <w:spacing w:after="0" w:before="0" w:line="240" w:lineRule="auto"/>
+        <w:ind w:left="0" w:firstLine="0"/>
+        <w:jc w:val="left"/>
+      </w:pPr>
+      <w:r>
+        <w:t>6. У тексті наявні окремі стилістичні й термінологічні неточності, що можуть бути виправлені під час остаточного редагування.</w:t>
+      </w:r>
+    </w:p>
+    <w:p>
+      <w:pPr>
+        <w:spacing w:after="0" w:before="0" w:line="240" w:lineRule="auto"/>
+        <w:jc w:val="both"/>
+      </w:pPr>
       <w:r>
         <w:t>Наведені зауваження не мають принципового характеру і не знижують загальної позитивної оцінки дисертаційної роботи.</w:t>
       </w:r>
     </w:p>
-    <w:p/>
-    <w:p>
+    <w:p>
+      <w:pPr>
+        <w:spacing w:after="0" w:before="0" w:line="240" w:lineRule="auto"/>
+        <w:jc w:val="both"/>
+      </w:pPr>
       <w:r>
         <w:rPr>
           <w:b/>
@@ -435,8 +631,11 @@
         <w:t>Висновок</w:t>
       </w:r>
     </w:p>
-    <w:p/>
-    <w:p>
+    <w:p>
+      <w:pPr>
+        <w:spacing w:after="0" w:before="0" w:line="240" w:lineRule="auto"/>
+        <w:jc w:val="both"/>
+      </w:pPr>
       <w:r>
         <w:t xml:space="preserve">Дисертаційна робота </w:t>
       </w:r>
@@ -477,8 +676,11 @@
         <w:t>.</w:t>
       </w:r>
     </w:p>
-    <w:p/>
-    <w:p>
+    <w:p>
+      <w:pPr>
+        <w:spacing w:after="0" w:before="0" w:line="240" w:lineRule="auto"/>
+        <w:jc w:val="both"/>
+      </w:pPr>
       <w:r>
         <w:t xml:space="preserve">Подана дисертація відповідає вимогам до дисертацій на здобуття ступеня доктора філософії, а її автор, </w:t>
       </w:r>
@@ -501,8 +703,11 @@
         <w:t>. Дисертаційна робота може бути рекомендована до публічного захисту.</w:t>
       </w:r>
     </w:p>
-    <w:p/>
-    <w:p>
+    <w:p>
+      <w:pPr>
+        <w:spacing w:after="0" w:before="0" w:line="240" w:lineRule="auto"/>
+        <w:jc w:val="both"/>
+      </w:pPr>
       <w:r>
         <w:rPr>
           <w:b/>
@@ -511,21 +716,37 @@
       </w:r>
     </w:p>
     <w:p>
+      <w:pPr>
+        <w:spacing w:after="0" w:before="0" w:line="240" w:lineRule="auto"/>
+        <w:jc w:val="both"/>
+      </w:pPr>
       <w:r>
         <w:t>доцент кафедри програмної інженерії</w:t>
       </w:r>
     </w:p>
     <w:p>
+      <w:pPr>
+        <w:spacing w:after="0" w:before="0" w:line="240" w:lineRule="auto"/>
+        <w:jc w:val="both"/>
+      </w:pPr>
       <w:r>
         <w:t>та інтелектуальних технологій управління НТУ «ХПІ»,</w:t>
       </w:r>
     </w:p>
     <w:p>
+      <w:pPr>
+        <w:spacing w:after="0" w:before="0" w:line="240" w:lineRule="auto"/>
+        <w:jc w:val="both"/>
+      </w:pPr>
       <w:r>
         <w:t>кандидат технічних наук, доцент</w:t>
       </w:r>
     </w:p>
     <w:p>
+      <w:pPr>
+        <w:spacing w:after="0" w:before="0" w:line="240" w:lineRule="auto"/>
+        <w:jc w:val="both"/>
+      </w:pPr>
       <w:r>
         <w:rPr>
           <w:b/>
@@ -995,7 +1216,8 @@
     <w:name w:val="Normal"/>
     <w:qFormat/>
     <w:rPr>
-      <w:sz w:val="24"/>
+      <w:rFonts w:ascii="Times New Roman" w:hAnsi="Times New Roman"/>
+      <w:sz w:val="28"/>
       <w:szCs w:val="24"/>
       <w:lang w:val="ru-RU" w:eastAsia="ru-RU"/>
     </w:rPr>

--- a/15b_Кондратов_Відгук_рецензента_Шматко.docx
+++ b/15b_Кондратов_Відгук_рецензента_Шматко.docx
@@ -143,7 +143,7 @@
     <w:p>
       <w:pPr>
         <w:spacing w:after="0" w:before="0" w:line="240" w:lineRule="auto"/>
-        <w:jc w:val="center"/>
+        <w:jc w:val="left"/>
       </w:pPr>
       <w:r>
         <w:rPr>
@@ -158,67 +158,223 @@
         <w:jc w:val="both"/>
       </w:pPr>
       <w:r>
-        <w:t>Дисертаційна робота присвячена актуальній задачі розробки моделей, методів та інформаційної технології дистанційної ідентифікації параметрів динамічних об’єктів за відеоданими. З позицій програмної інженерії та інтелектуальних технологій управління цінність теми полягає в тому, що йдеться не просто про вибір окремого алгоритму, а про побудову масштабованої, модульної та конфігурованої системи аналізу динамічних сцен.</w:t>
-      </w:r>
-    </w:p>
-    <w:p>
-      <w:pPr>
-        <w:spacing w:after="0" w:before="0" w:line="240" w:lineRule="auto"/>
-        <w:jc w:val="both"/>
-      </w:pPr>
-      <w:r>
-        <w:t>Сучасні прикладні системи потребують не лише високої точності, а й можливості змінювати конфігурацію обробки залежно від умов спостереження, апаратних обмежень і вимог до швидкодії. Саме такий інженерний підхід простежується в роботі Кондратова О. М., що робить її актуальною і практично значущою.</w:t>
-      </w:r>
-    </w:p>
-    <w:p>
-      <w:pPr>
-        <w:spacing w:after="0" w:before="0" w:line="240" w:lineRule="auto"/>
-        <w:jc w:val="both"/>
-      </w:pPr>
-      <w:r>
-        <w:rPr>
-          <w:b/>
-        </w:rPr>
-        <w:t>Ступінь обґрунтованості наукових положень і висновків</w:t>
-      </w:r>
-    </w:p>
-    <w:p>
-      <w:pPr>
-        <w:spacing w:after="0" w:before="0" w:line="240" w:lineRule="auto"/>
-        <w:jc w:val="both"/>
-      </w:pPr>
-      <w:r>
-        <w:t>Наукові положення, висновки та рекомендації дисертації є достатньо обґрунтованими. Автором чітко сформульовано мету і задачі дослідження, обрано сучасний алгоритмічний апарат, а сам виклад матеріалу є послідовним.</w:t>
-      </w:r>
-    </w:p>
-    <w:p>
-      <w:pPr>
-        <w:spacing w:after="0" w:before="0" w:line="240" w:lineRule="auto"/>
-        <w:jc w:val="both"/>
-      </w:pPr>
-      <w:r>
-        <w:t>Позитивним є те, що в роботі простежується модульна логіка побудови системи: окремо розглядаються засоби виявлення об’єкта, оцінювання його руху, відновлення глибини сцени, агрегування результатів та оцінювання якості. Завдяки цьому дисертація має не лише науковий, а й виразний інженерний зміст.</w:t>
-      </w:r>
-    </w:p>
-    <w:p>
-      <w:pPr>
-        <w:spacing w:after="0" w:before="0" w:line="240" w:lineRule="auto"/>
-        <w:jc w:val="both"/>
-      </w:pPr>
-      <w:r>
-        <w:rPr>
-          <w:b/>
-        </w:rPr>
-        <w:t>Достовірність результатів і якість реалізації</w:t>
-      </w:r>
-    </w:p>
-    <w:p>
-      <w:pPr>
-        <w:spacing w:after="0" w:before="0" w:line="240" w:lineRule="auto"/>
-        <w:jc w:val="both"/>
-      </w:pPr>
-      <w:r>
-        <w:t>Достовірність результатів забезпечується:</w:t>
+        <w:t>Дисертаційна робота Кондратова О. М. присвячена актуальній задачі розробки моделей, методів та інформаційної технології дистанційної ідентифікації параметрів динамічних об’єктів. З позицій програмної інженерії та інтелектуальних технологій управління важливим є те, що робота спрямована не лише на вибір окремого алгоритму комп’ютерного зору, а на побудову модульної технології, яка може бути адаптована до різних умов спостереження.</w:t>
+      </w:r>
+    </w:p>
+    <w:p>
+      <w:pPr>
+        <w:spacing w:after="0" w:before="0" w:line="240" w:lineRule="auto"/>
+        <w:jc w:val="both"/>
+      </w:pPr>
+      <w:r>
+        <w:t>Для практичних систем відеоаналізу критичними є відтворюваність обробки, можливість порівняння конфігурацій, контроль якості результатів і розуміння обмежень програмної реалізації. Саме ці питання розглянуто у дисертації, що підтверджує актуальність теми.</w:t>
+      </w:r>
+    </w:p>
+    <w:p>
+      <w:pPr>
+        <w:spacing w:after="0" w:before="0" w:line="240" w:lineRule="auto"/>
+        <w:jc w:val="left"/>
+      </w:pPr>
+      <w:r>
+        <w:rPr>
+          <w:b/>
+        </w:rPr>
+        <w:t>Ступінь обґрунтованості та достовірності результатів</w:t>
+      </w:r>
+    </w:p>
+    <w:p>
+      <w:pPr>
+        <w:spacing w:after="0" w:before="0" w:line="240" w:lineRule="auto"/>
+        <w:jc w:val="both"/>
+      </w:pPr>
+      <w:r>
+        <w:t>Наукові положення і висновки дисертації є достатньо обґрунтованими. Автор чітко сформулював мету і задачі дослідження, обрав сучасний алгоритмічний апарат і послідовно реалізував його у вигляді інформаційної технології.</w:t>
+      </w:r>
+    </w:p>
+    <w:p>
+      <w:pPr>
+        <w:spacing w:after="0" w:before="0" w:line="240" w:lineRule="auto"/>
+        <w:jc w:val="both"/>
+      </w:pPr>
+      <w:r>
+        <w:t xml:space="preserve">Достовірність результатів забезпечується використанням трансформерних моделей виявлення об’єктів, алгоритмів оптичного потоку, нейромережевих моделей оцінювання глибини, ансамблевих підходів і системи кількісних метрик </w:t>
+      </w:r>
+      <w:r>
+        <w:rPr>
+          <w:b/>
+        </w:rPr>
+        <w:t>EPE, AAE, RMSE, MAE, PSNR, IoU та Dice</w:t>
+      </w:r>
+      <w:r>
+        <w:t xml:space="preserve">. Позитивно оцінюю виконане порівняння </w:t>
+      </w:r>
+      <w:r>
+        <w:rPr>
+          <w:b/>
+        </w:rPr>
+        <w:t>35 комбінацій</w:t>
+      </w:r>
+      <w:r>
+        <w:t xml:space="preserve"> методів, оскільки воно демонструє не лише працездатність окремих компонентів, а й можливість добору конфігурацій для різних умов.</w:t>
+      </w:r>
+    </w:p>
+    <w:p>
+      <w:pPr>
+        <w:spacing w:after="0" w:before="0" w:line="240" w:lineRule="auto"/>
+        <w:jc w:val="left"/>
+      </w:pPr>
+      <w:r>
+        <w:rPr>
+          <w:b/>
+        </w:rPr>
+        <w:t>Наукові та практичні результати</w:t>
+      </w:r>
+    </w:p>
+    <w:p>
+      <w:pPr>
+        <w:spacing w:after="0" w:before="0" w:line="240" w:lineRule="auto"/>
+        <w:jc w:val="both"/>
+      </w:pPr>
+      <w:r>
+        <w:t>Зміст дисертації свідчить про те, що автор отримав результати, які мають як наукову, так і виразну інженерну складову. Науковий результат проявляється у формуванні методу дистанційної ідентифікації та структури інформаційної технології, а практичний результат – у побудові програмного конвеєра, придатного для тестування різних конфігурацій.</w:t>
+      </w:r>
+    </w:p>
+    <w:p>
+      <w:pPr>
+        <w:spacing w:after="0" w:before="0" w:line="240" w:lineRule="auto"/>
+        <w:jc w:val="both"/>
+      </w:pPr>
+      <w:r>
+        <w:t>З погляду програмної реалізації найбільш цінними є модульність, можливість заміни окремих компонентів, наявність кількісного порівняння і підтримка декількох груп метрик. Така організація дозволяє не тільки перевірити запропонований підхід у межах дисертації, а й розвивати його надалі шляхом підключення нових детекторів, моделей глибини або оптимізованих реалізацій для апаратних платформ.</w:t>
+      </w:r>
+    </w:p>
+    <w:p>
+      <w:pPr>
+        <w:spacing w:after="0" w:before="0" w:line="240" w:lineRule="auto"/>
+        <w:jc w:val="both"/>
+      </w:pPr>
+      <w:r>
+        <w:t xml:space="preserve">Окремо слід відзначити, що порівняння </w:t>
+      </w:r>
+      <w:r>
+        <w:rPr>
+          <w:b/>
+        </w:rPr>
+        <w:t>35 комбінацій</w:t>
+      </w:r>
+      <w:r>
+        <w:t xml:space="preserve"> методів створює основу для практичного вибору конфігурації системи. Для інженерного застосування це важливо, оскільки різні сценарії можуть вимагати різного балансу між точністю, швидкістю, стійкістю та доступними обчислювальними ресурсами.</w:t>
+      </w:r>
+    </w:p>
+    <w:p>
+      <w:pPr>
+        <w:spacing w:after="0" w:before="0" w:line="240" w:lineRule="auto"/>
+        <w:jc w:val="left"/>
+      </w:pPr>
+      <w:r>
+        <w:rPr>
+          <w:b/>
+        </w:rPr>
+        <w:t>Практичне значення та впровадження</w:t>
+      </w:r>
+    </w:p>
+    <w:p>
+      <w:pPr>
+        <w:spacing w:after="0" w:before="0" w:line="240" w:lineRule="auto"/>
+        <w:jc w:val="both"/>
+      </w:pPr>
+      <w:r>
+        <w:t>Практичне значення роботи полягає у можливості використання запропонованої технології в системах інтелектуального відеоспостереження, робототехніки, автономного транспорту, промислового моніторингу, підтримки прийняття рішень і спеціалізованих наукових досліджень.</w:t>
+      </w:r>
+    </w:p>
+    <w:p>
+      <w:pPr>
+        <w:spacing w:after="0" w:before="0" w:line="240" w:lineRule="auto"/>
+        <w:jc w:val="both"/>
+      </w:pPr>
+      <w:r>
+        <w:t>Результати дисертації впроваджено в освітній процес НТУ «ХПІ», ТОВ «Технічний університет «Метінвест Політехніка» та використано у Радіоастрономічному інституті НАН України. Таке впровадження підтверджує, що робота має не лише теоретичне, а й прикладне значення.</w:t>
+      </w:r>
+    </w:p>
+    <w:p>
+      <w:pPr>
+        <w:spacing w:after="0" w:before="0" w:line="240" w:lineRule="auto"/>
+        <w:jc w:val="left"/>
+      </w:pPr>
+      <w:r>
+        <w:rPr>
+          <w:b/>
+        </w:rPr>
+        <w:t>Повнота оприлюднення результатів</w:t>
+      </w:r>
+    </w:p>
+    <w:p>
+      <w:pPr>
+        <w:spacing w:after="0" w:before="0" w:line="240" w:lineRule="auto"/>
+        <w:jc w:val="both"/>
+      </w:pPr>
+      <w:r>
+        <w:t xml:space="preserve">Основні положення дисертації оприлюднено у </w:t>
+      </w:r>
+      <w:r>
+        <w:rPr>
+          <w:b/>
+        </w:rPr>
+        <w:t>15 наукових працях</w:t>
+      </w:r>
+      <w:r>
+        <w:t>, серед яких фахові публікації та матеріали конференцій. Публікації відповідають змісту дисертації та підтверджують належний рівень апробації результатів.</w:t>
+      </w:r>
+    </w:p>
+    <w:p>
+      <w:pPr>
+        <w:spacing w:after="0" w:before="0" w:line="240" w:lineRule="auto"/>
+        <w:jc w:val="left"/>
+      </w:pPr>
+      <w:r>
+        <w:rPr>
+          <w:b/>
+        </w:rPr>
+        <w:t>Оцінка змісту, структури та академічної доброчесності</w:t>
+      </w:r>
+    </w:p>
+    <w:p>
+      <w:pPr>
+        <w:spacing w:after="0" w:before="0" w:line="240" w:lineRule="auto"/>
+        <w:jc w:val="both"/>
+      </w:pPr>
+      <w:r>
+        <w:t>Дисертація має завершену і логічну структуру, містить вступ, чотири розділи, висновки, список використаних джерел і додатки. Теоретичні, алгоритмічні та експериментальні матеріали збалансовані між собою. У роботі достатньо повно подано як модельну частину, так і питання програмної реалізації.</w:t>
+      </w:r>
+    </w:p>
+    <w:p>
+      <w:pPr>
+        <w:spacing w:after="0" w:before="0" w:line="240" w:lineRule="auto"/>
+        <w:jc w:val="both"/>
+      </w:pPr>
+      <w:r>
+        <w:t xml:space="preserve">Зміст дисертації відповідає спеціальності </w:t>
+      </w:r>
+      <w:r>
+        <w:rPr>
+          <w:b/>
+        </w:rPr>
+        <w:t>122 – Комп’ютерні науки</w:t>
+      </w:r>
+      <w:r>
+        <w:t>. Порушень принципів академічної доброчесності в роботі та публікаціях здобувача не виявлено. Дисертація виконана самостійно, а особистий внесок автора у співавторські праці визначено належним чином.</w:t>
+      </w:r>
+    </w:p>
+    <w:p>
+      <w:pPr>
+        <w:spacing w:after="0" w:before="0" w:line="240" w:lineRule="auto"/>
+        <w:jc w:val="left"/>
+      </w:pPr>
+      <w:r>
+        <w:rPr>
+          <w:b/>
+        </w:rPr>
+        <w:t>Зауваження до дисертаційної роботи</w:t>
       </w:r>
     </w:p>
     <w:p>
@@ -228,7 +384,7 @@
         <w:jc w:val="left"/>
       </w:pPr>
       <w:r>
-        <w:t>1. використанням сучасних моделей комп’ютерного зору, машинного навчання та ансамблевих підходів;</w:t>
+        <w:t>1. У роботі доцільно було б детальніше описати інтерфейси між окремими модулями технології, формати даних на вході та виході модулів і правила узгодження результатів.</w:t>
       </w:r>
     </w:p>
     <w:p>
@@ -238,16 +394,7 @@
         <w:jc w:val="left"/>
       </w:pPr>
       <w:r>
-        <w:t xml:space="preserve">2. порівняльним аналізом </w:t>
-      </w:r>
-      <w:r>
-        <w:rPr>
-          <w:b/>
-        </w:rPr>
-        <w:t>35 комбінацій</w:t>
-      </w:r>
-      <w:r>
-        <w:t xml:space="preserve"> методів оптичного потоку та оцінювання глибини;</w:t>
+        <w:t>2. Для практичного використання системи корисно було б чіткіше сформулювати правила вибору оптимальної конфігурації методів залежно від умов спостереження та вимог до швидкодії.</w:t>
       </w:r>
     </w:p>
     <w:p>
@@ -257,16 +404,7 @@
         <w:jc w:val="left"/>
       </w:pPr>
       <w:r>
-        <w:t xml:space="preserve">3. застосуванням системи метрик </w:t>
-      </w:r>
-      <w:r>
-        <w:rPr>
-          <w:b/>
-        </w:rPr>
-        <w:t>EPE, AAE, RMSE, MAE, PSNR, IoU та Dice</w:t>
-      </w:r>
-      <w:r>
-        <w:t>;</w:t>
+        <w:t>3. Було б доцільно ширше подати часові характеристики обробки, вимоги до апаратної платформи та оцінки продуктивності окремих модулів.</w:t>
       </w:r>
     </w:p>
     <w:p>
@@ -276,7 +414,7 @@
         <w:jc w:val="left"/>
       </w:pPr>
       <w:r>
-        <w:t>4. наявністю програмної реалізації інформаційної технології та результатів її тестування;</w:t>
+        <w:t>4. У частині аналізу стійкості бажано було б навести більше прикладів типових відмов або похибок системи та способів їх компенсації.</w:t>
       </w:r>
     </w:p>
     <w:p>
@@ -286,7 +424,7 @@
         <w:jc w:val="left"/>
       </w:pPr>
       <w:r>
-        <w:t>5. апробацією в публікаціях і доповідях;</w:t>
+        <w:t>5. Відомості про практичне впровадження результатів можна було б посилити більш детальним поданням кількісного ефекту використання технології в кожній із організацій.</w:t>
       </w:r>
     </w:p>
     <w:p>
@@ -296,456 +434,145 @@
         <w:jc w:val="left"/>
       </w:pPr>
       <w:r>
-        <w:t>6. практичним впровадженням у навчальній та дослідницькій діяльності.</w:t>
-      </w:r>
-    </w:p>
-    <w:p>
-      <w:pPr>
-        <w:spacing w:after="0" w:before="0" w:line="240" w:lineRule="auto"/>
-        <w:jc w:val="both"/>
-      </w:pPr>
-      <w:r>
-        <w:t>З інженерної точки зору важливо, що автор не обмежився констатацією працездатності окремих моделей, а виконав систематичне порівняння конфігурацій у межах єдиного конвеєра. Це підвищує відтворюваність результатів і цінність роботи для подальшого розвитку програмного засобу.</w:t>
-      </w:r>
-    </w:p>
-    <w:p>
-      <w:pPr>
-        <w:spacing w:after="0" w:before="0" w:line="240" w:lineRule="auto"/>
-        <w:jc w:val="both"/>
-      </w:pPr>
-      <w:r>
-        <w:rPr>
-          <w:b/>
-        </w:rPr>
-        <w:t>Основні результати дисертації</w:t>
-      </w:r>
-    </w:p>
-    <w:p>
-      <w:pPr>
-        <w:spacing w:after="0" w:before="0" w:line="240" w:lineRule="auto"/>
-        <w:jc w:val="both"/>
-      </w:pPr>
-      <w:r>
-        <w:t>До основних науково-практичних результатів дисертації належать:</w:t>
-      </w:r>
-    </w:p>
-    <w:p>
-      <w:pPr>
-        <w:spacing w:after="0" w:before="0" w:line="240" w:lineRule="auto"/>
-        <w:ind w:left="0" w:firstLine="0"/>
+        <w:t>6. У тексті наявні окремі стилістичні й термінологічні неточності, що можуть бути виправлені під час остаточного редагування.</w:t>
+      </w:r>
+    </w:p>
+    <w:p>
+      <w:pPr>
+        <w:spacing w:after="0" w:before="0" w:line="240" w:lineRule="auto"/>
+        <w:jc w:val="both"/>
+      </w:pPr>
+      <w:r>
+        <w:t>Наведені зауваження не мають принципового характеру і не знижують загальної позитивної оцінки дисертаційної роботи.</w:t>
+      </w:r>
+    </w:p>
+    <w:p>
+      <w:pPr>
+        <w:spacing w:after="0" w:before="0" w:line="240" w:lineRule="auto"/>
         <w:jc w:val="left"/>
       </w:pPr>
       <w:r>
-        <w:t>1. метод дистанційної ідентифікації параметрів динамічних об’єктів на основі поєднання DETR та алгоритмів оптичного потоку;</w:t>
-      </w:r>
-    </w:p>
-    <w:p>
-      <w:pPr>
-        <w:spacing w:after="0" w:before="0" w:line="240" w:lineRule="auto"/>
-        <w:ind w:left="0" w:firstLine="0"/>
+        <w:rPr>
+          <w:b/>
+        </w:rPr>
+        <w:t>Висновок</w:t>
+      </w:r>
+    </w:p>
+    <w:p>
+      <w:pPr>
+        <w:spacing w:after="0" w:before="0" w:line="240" w:lineRule="auto"/>
+        <w:jc w:val="both"/>
+      </w:pPr>
+      <w:r>
+        <w:t xml:space="preserve">Дисертаційна робота </w:t>
+      </w:r>
+      <w:r>
+        <w:rPr>
+          <w:b/>
+        </w:rPr>
+        <w:t>Кондратова Олексія Михайловича</w:t>
+      </w:r>
+      <w:r>
+        <w:t xml:space="preserve"> </w:t>
+      </w:r>
+      <w:r>
+        <w:rPr>
+          <w:b/>
+        </w:rPr>
+        <w:t>«Моделі, методи та інформаційна технологія дистанційної ідентифікації параметрів динамічних об’єктів»</w:t>
+      </w:r>
+      <w:r>
+        <w:t xml:space="preserve"> є завершеним самостійним науковим дослідженням, виконаним на належному науковому рівні, має наукову новизну, теоретичну та практичну цінність, відповідає галузі знань </w:t>
+      </w:r>
+      <w:r>
+        <w:rPr>
+          <w:b/>
+        </w:rPr>
+        <w:t>12 – Інформаційні технології</w:t>
+      </w:r>
+      <w:r>
+        <w:t xml:space="preserve"> та спеціальності </w:t>
+      </w:r>
+      <w:r>
+        <w:rPr>
+          <w:b/>
+        </w:rPr>
+        <w:t>122 – Комп’ютерні науки</w:t>
+      </w:r>
+      <w:r>
+        <w:t>.</w:t>
+      </w:r>
+    </w:p>
+    <w:p>
+      <w:pPr>
+        <w:spacing w:after="0" w:before="0" w:line="240" w:lineRule="auto"/>
+        <w:jc w:val="both"/>
+      </w:pPr>
+      <w:r>
+        <w:t xml:space="preserve">Подана дисертація відповідає вимогам до дисертацій на здобуття ступеня доктора філософії, а її автор, </w:t>
+      </w:r>
+      <w:r>
+        <w:rPr>
+          <w:b/>
+        </w:rPr>
+        <w:t>Кондратов Олексій Михайлович</w:t>
+      </w:r>
+      <w:r>
+        <w:t xml:space="preserve">, заслуговує на присудження ступеня доктора філософії за спеціальністю </w:t>
+      </w:r>
+      <w:r>
+        <w:rPr>
+          <w:b/>
+        </w:rPr>
+        <w:t>122 – Комп’ютерні науки</w:t>
+      </w:r>
+      <w:r>
+        <w:t>. Дисертаційна робота може бути рекомендована до публічного захисту.</w:t>
+      </w:r>
+    </w:p>
+    <w:p>
+      <w:pPr>
+        <w:spacing w:after="0" w:before="0" w:line="240" w:lineRule="auto"/>
         <w:jc w:val="left"/>
       </w:pPr>
       <w:r>
-        <w:t>2. структура інформаційної технології, що інтегрує модулі виявлення, оцінювання руху, відновлення глибини та корекції результатів;</w:t>
-      </w:r>
-    </w:p>
-    <w:p>
-      <w:pPr>
-        <w:spacing w:after="0" w:before="0" w:line="240" w:lineRule="auto"/>
-        <w:ind w:left="0" w:firstLine="0"/>
+        <w:rPr>
+          <w:b/>
+        </w:rPr>
+        <w:t>Рецензент</w:t>
+      </w:r>
+    </w:p>
+    <w:p>
+      <w:pPr>
+        <w:spacing w:after="0" w:before="0" w:line="240" w:lineRule="auto"/>
+        <w:jc w:val="both"/>
+      </w:pPr>
+      <w:r>
+        <w:t>доцент кафедри програмної інженерії</w:t>
+      </w:r>
+    </w:p>
+    <w:p>
+      <w:pPr>
+        <w:spacing w:after="0" w:before="0" w:line="240" w:lineRule="auto"/>
+        <w:jc w:val="both"/>
+      </w:pPr>
+      <w:r>
+        <w:t>та інтелектуальних технологій управління НТУ «ХПІ»,</w:t>
+      </w:r>
+    </w:p>
+    <w:p>
+      <w:pPr>
+        <w:spacing w:after="0" w:before="0" w:line="240" w:lineRule="auto"/>
+        <w:jc w:val="both"/>
+      </w:pPr>
+      <w:r>
+        <w:t>кандидат технічних наук, доцент</w:t>
+      </w:r>
+    </w:p>
+    <w:p>
+      <w:pPr>
+        <w:spacing w:after="0" w:before="0" w:line="240" w:lineRule="auto"/>
         <w:jc w:val="left"/>
-      </w:pPr>
-      <w:r>
-        <w:t>3. удосконалений метод оцінювання глибини сцени на основі комбінування моделей MiDaS, DPT\_Large та GeoNet із застосуванням Bagging і Boosting;</w:t>
-      </w:r>
-    </w:p>
-    <w:p>
-      <w:pPr>
-        <w:spacing w:after="0" w:before="0" w:line="240" w:lineRule="auto"/>
-        <w:ind w:left="0" w:firstLine="0"/>
-        <w:jc w:val="left"/>
-      </w:pPr>
-      <w:r>
-        <w:t>4. удосконалений метод ансамблевої агрегації результатів ідентифікації;</w:t>
-      </w:r>
-    </w:p>
-    <w:p>
-      <w:pPr>
-        <w:spacing w:after="0" w:before="0" w:line="240" w:lineRule="auto"/>
-        <w:ind w:left="0" w:firstLine="0"/>
-        <w:jc w:val="left"/>
-      </w:pPr>
-      <w:r>
-        <w:t>5. удосконалена система кількісного оцінювання якості;</w:t>
-      </w:r>
-    </w:p>
-    <w:p>
-      <w:pPr>
-        <w:spacing w:after="0" w:before="0" w:line="240" w:lineRule="auto"/>
-        <w:ind w:left="0" w:firstLine="0"/>
-        <w:jc w:val="left"/>
-      </w:pPr>
-      <w:r>
-        <w:t>6. подальший розвиток підходу до синтезу просторово-часових ознак динамічних об’єктів.</w:t>
-      </w:r>
-    </w:p>
-    <w:p>
-      <w:pPr>
-        <w:spacing w:after="0" w:before="0" w:line="240" w:lineRule="auto"/>
-        <w:jc w:val="both"/>
-      </w:pPr>
-      <w:r>
-        <w:t>Суттєво, що перелічені результати утворюють не випадковий набір рішень, а взаємопов’язану архітектуру, придатну до подальшого розвитку й адаптації.</w:t>
-      </w:r>
-    </w:p>
-    <w:p>
-      <w:pPr>
-        <w:spacing w:after="0" w:before="0" w:line="240" w:lineRule="auto"/>
-        <w:jc w:val="both"/>
-      </w:pPr>
-      <w:r>
-        <w:rPr>
-          <w:b/>
-        </w:rPr>
-        <w:t>Значущість результатів для науки і практики</w:t>
-      </w:r>
-    </w:p>
-    <w:p>
-      <w:pPr>
-        <w:spacing w:after="0" w:before="0" w:line="240" w:lineRule="auto"/>
-        <w:jc w:val="both"/>
-      </w:pPr>
-      <w:r>
-        <w:t>Наукова значущість роботи полягає в розвитку підходів до побудови інтегрованих інформаційних технологій аналізу динамічних сцен. Практичне значення визначається можливістю використання одержаних результатів у:</w:t>
-      </w:r>
-    </w:p>
-    <w:p>
-      <w:pPr>
-        <w:spacing w:after="0" w:before="0" w:line="240" w:lineRule="auto"/>
-        <w:ind w:left="0" w:firstLine="0"/>
-        <w:jc w:val="left"/>
-      </w:pPr>
-      <w:r>
-        <w:t>1. системах інтелектуального відеоспостереження;</w:t>
-      </w:r>
-    </w:p>
-    <w:p>
-      <w:pPr>
-        <w:spacing w:after="0" w:before="0" w:line="240" w:lineRule="auto"/>
-        <w:ind w:left="0" w:firstLine="0"/>
-        <w:jc w:val="left"/>
-      </w:pPr>
-      <w:r>
-        <w:t>2. автономних транспортних і робототехнічних системах;</w:t>
-      </w:r>
-    </w:p>
-    <w:p>
-      <w:pPr>
-        <w:spacing w:after="0" w:before="0" w:line="240" w:lineRule="auto"/>
-        <w:ind w:left="0" w:firstLine="0"/>
-        <w:jc w:val="left"/>
-      </w:pPr>
-      <w:r>
-        <w:t>3. промисловому моніторингу;</w:t>
-      </w:r>
-    </w:p>
-    <w:p>
-      <w:pPr>
-        <w:spacing w:after="0" w:before="0" w:line="240" w:lineRule="auto"/>
-        <w:ind w:left="0" w:firstLine="0"/>
-        <w:jc w:val="left"/>
-      </w:pPr>
-      <w:r>
-        <w:t>4. системах підтримки прийняття рішень;</w:t>
-      </w:r>
-    </w:p>
-    <w:p>
-      <w:pPr>
-        <w:spacing w:after="0" w:before="0" w:line="240" w:lineRule="auto"/>
-        <w:ind w:left="0" w:firstLine="0"/>
-        <w:jc w:val="left"/>
-      </w:pPr>
-      <w:r>
-        <w:t>5. спеціалізованих задачах аналізу динамічних процесів, зокрема в радіоастрономії.</w:t>
-      </w:r>
-    </w:p>
-    <w:p>
-      <w:pPr>
-        <w:spacing w:after="0" w:before="0" w:line="240" w:lineRule="auto"/>
-        <w:jc w:val="both"/>
-      </w:pPr>
-      <w:r>
-        <w:t>Окремо відзначу, що модульна організація системи створює основу для подальшої оптимізації, масштабування та перенесення на інші прикладні задачі.</w:t>
-      </w:r>
-    </w:p>
-    <w:p>
-      <w:pPr>
-        <w:spacing w:after="0" w:before="0" w:line="240" w:lineRule="auto"/>
-        <w:jc w:val="both"/>
-      </w:pPr>
-      <w:r>
-        <w:rPr>
-          <w:b/>
-        </w:rPr>
-        <w:t>Повнота оприлюднення результатів</w:t>
-      </w:r>
-    </w:p>
-    <w:p>
-      <w:pPr>
-        <w:spacing w:after="0" w:before="0" w:line="240" w:lineRule="auto"/>
-        <w:jc w:val="both"/>
-      </w:pPr>
-      <w:r>
-        <w:t xml:space="preserve">Основні положення та результати дисертації належно оприлюднені у </w:t>
-      </w:r>
-      <w:r>
-        <w:rPr>
-          <w:b/>
-        </w:rPr>
-        <w:t>15 наукових працях</w:t>
-      </w:r>
-      <w:r>
-        <w:t>. Публікації відображають зміст роботи, а рівень апробації є достатнім.</w:t>
-      </w:r>
-    </w:p>
-    <w:p>
-      <w:pPr>
-        <w:spacing w:after="0" w:before="0" w:line="240" w:lineRule="auto"/>
-        <w:jc w:val="both"/>
-      </w:pPr>
-      <w:r>
-        <w:rPr>
-          <w:b/>
-        </w:rPr>
-        <w:t>Оцінка структури роботи та академічної доброчесності</w:t>
-      </w:r>
-    </w:p>
-    <w:p>
-      <w:pPr>
-        <w:spacing w:after="0" w:before="0" w:line="240" w:lineRule="auto"/>
-        <w:jc w:val="both"/>
-      </w:pPr>
-      <w:r>
-        <w:t>Дисертація має завершену й логічну структуру, містить вступ, чотири розділи, висновки, список використаних джерел і додатки. Теоретичні, алгоритмічні та експериментальні матеріали збалансовані між собою.</w:t>
-      </w:r>
-    </w:p>
-    <w:p>
-      <w:pPr>
-        <w:spacing w:after="0" w:before="0" w:line="240" w:lineRule="auto"/>
-        <w:jc w:val="both"/>
-      </w:pPr>
-      <w:r>
-        <w:t>Порушень принципів академічної доброчесності в роботі та публікаціях здобувача не виявлено. Дисертація виконана самостійно, а особистий внесок автора у співавторські праці визначено належним чином.</w:t>
-      </w:r>
-    </w:p>
-    <w:p>
-      <w:pPr>
-        <w:spacing w:after="0" w:before="0" w:line="240" w:lineRule="auto"/>
-        <w:jc w:val="both"/>
-      </w:pPr>
-      <w:r>
-        <w:rPr>
-          <w:b/>
-        </w:rPr>
-        <w:t>Зауваження до дисертаційної роботи</w:t>
-      </w:r>
-    </w:p>
-    <w:p>
-      <w:pPr>
-        <w:spacing w:after="0" w:before="0" w:line="240" w:lineRule="auto"/>
-        <w:ind w:left="0" w:firstLine="0"/>
-        <w:jc w:val="left"/>
-      </w:pPr>
-      <w:r>
-        <w:t>1. У роботі доцільно було б детальніше описати інтерфейси між окремими модулями технології, формати даних на вході та виході модулів і правила узгодження результатів.</w:t>
-      </w:r>
-    </w:p>
-    <w:p>
-      <w:pPr>
-        <w:spacing w:after="0" w:before="0" w:line="240" w:lineRule="auto"/>
-        <w:ind w:left="0" w:firstLine="0"/>
-        <w:jc w:val="left"/>
-      </w:pPr>
-      <w:r>
-        <w:t>2. Для практичного використання системи корисно було б чіткіше сформулювати правила вибору оптимальної конфігурації методів залежно від умов спостереження та вимог до швидкодії.</w:t>
-      </w:r>
-    </w:p>
-    <w:p>
-      <w:pPr>
-        <w:spacing w:after="0" w:before="0" w:line="240" w:lineRule="auto"/>
-        <w:ind w:left="0" w:firstLine="0"/>
-        <w:jc w:val="left"/>
-      </w:pPr>
-      <w:r>
-        <w:t>3. Було б доцільно ширше подати часові характеристики обробки, вимоги до апаратної платформи та оцінки продуктивності окремих модулів.</w:t>
-      </w:r>
-    </w:p>
-    <w:p>
-      <w:pPr>
-        <w:spacing w:after="0" w:before="0" w:line="240" w:lineRule="auto"/>
-        <w:ind w:left="0" w:firstLine="0"/>
-        <w:jc w:val="left"/>
-      </w:pPr>
-      <w:r>
-        <w:t>4. У частині аналізу стійкості бажано було б навести більше прикладів типових відмов або похибок системи та способів їх компенсації.</w:t>
-      </w:r>
-    </w:p>
-    <w:p>
-      <w:pPr>
-        <w:spacing w:after="0" w:before="0" w:line="240" w:lineRule="auto"/>
-        <w:ind w:left="0" w:firstLine="0"/>
-        <w:jc w:val="left"/>
-      </w:pPr>
-      <w:r>
-        <w:t>5. Відомості про практичне впровадження результатів можна було б посилити більш детальним поданням кількісного ефекту використання технології в кожній із організацій.</w:t>
-      </w:r>
-    </w:p>
-    <w:p>
-      <w:pPr>
-        <w:spacing w:after="0" w:before="0" w:line="240" w:lineRule="auto"/>
-        <w:ind w:left="0" w:firstLine="0"/>
-        <w:jc w:val="left"/>
-      </w:pPr>
-      <w:r>
-        <w:t>6. У тексті наявні окремі стилістичні й термінологічні неточності, що можуть бути виправлені під час остаточного редагування.</w:t>
-      </w:r>
-    </w:p>
-    <w:p>
-      <w:pPr>
-        <w:spacing w:after="0" w:before="0" w:line="240" w:lineRule="auto"/>
-        <w:jc w:val="both"/>
-      </w:pPr>
-      <w:r>
-        <w:t>Наведені зауваження не мають принципового характеру і не знижують загальної позитивної оцінки дисертаційної роботи.</w:t>
-      </w:r>
-    </w:p>
-    <w:p>
-      <w:pPr>
-        <w:spacing w:after="0" w:before="0" w:line="240" w:lineRule="auto"/>
-        <w:jc w:val="both"/>
-      </w:pPr>
-      <w:r>
-        <w:rPr>
-          <w:b/>
-        </w:rPr>
-        <w:t>Висновок</w:t>
-      </w:r>
-    </w:p>
-    <w:p>
-      <w:pPr>
-        <w:spacing w:after="0" w:before="0" w:line="240" w:lineRule="auto"/>
-        <w:jc w:val="both"/>
-      </w:pPr>
-      <w:r>
-        <w:t xml:space="preserve">Дисертаційна робота </w:t>
-      </w:r>
-      <w:r>
-        <w:rPr>
-          <w:b/>
-        </w:rPr>
-        <w:t>Кондратова Олексія Михайловича</w:t>
-      </w:r>
-      <w:r>
-        <w:t xml:space="preserve"> </w:t>
-      </w:r>
-      <w:r>
-        <w:rPr>
-          <w:b/>
-        </w:rPr>
-        <w:t>«Моделі, методи та інформаційна технологія дистанційної ідентифікації параметрів динамічних об’єктів»</w:t>
-      </w:r>
-      <w:r>
-        <w:t xml:space="preserve"> є завершеним самостійним науковим дослідженням, виконаним на належному науковому рівні, має наукову новизну, теоретичну та практичну цінність, відповідає галузі знань </w:t>
-      </w:r>
-      <w:r>
-        <w:rPr>
-          <w:b/>
-        </w:rPr>
-        <w:t>12 – Інформаційні технології</w:t>
-      </w:r>
-      <w:r>
-        <w:t xml:space="preserve"> та спеціальності </w:t>
-      </w:r>
-      <w:r>
-        <w:rPr>
-          <w:b/>
-        </w:rPr>
-        <w:t>122 – Комп’ютерні науки</w:t>
-      </w:r>
-      <w:r>
-        <w:t>.</w:t>
-      </w:r>
-    </w:p>
-    <w:p>
-      <w:pPr>
-        <w:spacing w:after="0" w:before="0" w:line="240" w:lineRule="auto"/>
-        <w:jc w:val="both"/>
-      </w:pPr>
-      <w:r>
-        <w:t xml:space="preserve">Подана дисертація відповідає вимогам до дисертацій на здобуття ступеня доктора філософії, а її автор, </w:t>
-      </w:r>
-      <w:r>
-        <w:rPr>
-          <w:b/>
-        </w:rPr>
-        <w:t>Кондратов Олексій Михайлович</w:t>
-      </w:r>
-      <w:r>
-        <w:t xml:space="preserve">, заслуговує на присудження ступеня доктора філософії за спеціальністю </w:t>
-      </w:r>
-      <w:r>
-        <w:rPr>
-          <w:b/>
-        </w:rPr>
-        <w:t>122 – Комп’ютерні науки</w:t>
-      </w:r>
-      <w:r>
-        <w:t>. Дисертаційна робота може бути рекомендована до публічного захисту.</w:t>
-      </w:r>
-    </w:p>
-    <w:p>
-      <w:pPr>
-        <w:spacing w:after="0" w:before="0" w:line="240" w:lineRule="auto"/>
-        <w:jc w:val="both"/>
-      </w:pPr>
-      <w:r>
-        <w:rPr>
-          <w:b/>
-        </w:rPr>
-        <w:t>Рецензент</w:t>
-      </w:r>
-    </w:p>
-    <w:p>
-      <w:pPr>
-        <w:spacing w:after="0" w:before="0" w:line="240" w:lineRule="auto"/>
-        <w:jc w:val="both"/>
-      </w:pPr>
-      <w:r>
-        <w:t>доцент кафедри програмної інженерії</w:t>
-      </w:r>
-    </w:p>
-    <w:p>
-      <w:pPr>
-        <w:spacing w:after="0" w:before="0" w:line="240" w:lineRule="auto"/>
-        <w:jc w:val="both"/>
-      </w:pPr>
-      <w:r>
-        <w:t>та інтелектуальних технологій управління НТУ «ХПІ»,</w:t>
-      </w:r>
-    </w:p>
-    <w:p>
-      <w:pPr>
-        <w:spacing w:after="0" w:before="0" w:line="240" w:lineRule="auto"/>
-        <w:jc w:val="both"/>
-      </w:pPr>
-      <w:r>
-        <w:t>кандидат технічних наук, доцент</w:t>
-      </w:r>
-    </w:p>
-    <w:p>
-      <w:pPr>
-        <w:spacing w:after="0" w:before="0" w:line="240" w:lineRule="auto"/>
-        <w:jc w:val="both"/>
       </w:pPr>
       <w:r>
         <w:rPr>

--- a/15b_Кондратов_Відгук_рецензента_Шматко.docx
+++ b/15b_Кондратов_Відгук_рецензента_Шматко.docx
@@ -344,7 +344,52 @@
         <w:jc w:val="both"/>
       </w:pPr>
       <w:r>
-        <w:t>Дисертація має завершену і логічну структуру, містить вступ, чотири розділи, висновки, список використаних джерел і додатки. Теоретичні, алгоритмічні та експериментальні матеріали збалансовані між собою. У роботі достатньо повно подано як модельну частину, так і питання програмної реалізації.</w:t>
+        <w:t>Дисертація має завершену і логічну структуру, містить вступ, чотири розділи, висновки, список використаних джерел і додатки. З позицій програмної інженерії важливо, що робота не обмежується описом математичних або алгоритмічних положень, а доводить їх до структури інформаційної технології та програмної реалізації.</w:t>
+      </w:r>
+    </w:p>
+    <w:p>
+      <w:pPr>
+        <w:spacing w:after="0" w:before="0" w:line="240" w:lineRule="auto"/>
+        <w:jc w:val="both"/>
+      </w:pPr>
+      <w:r>
+        <w:t>У вступі коректно сформульовано актуальність, мету, задачі, наукову новизну та практичне значення роботи. Перший розділ створює аналітичне підґрунтя для вибору архітектури майбутньої технології, оскільки показує обмеження ізольованого використання окремих методів комп’ютерного зору.</w:t>
+      </w:r>
+    </w:p>
+    <w:p>
+      <w:pPr>
+        <w:spacing w:after="0" w:before="0" w:line="240" w:lineRule="auto"/>
+        <w:jc w:val="both"/>
+      </w:pPr>
+      <w:r>
+        <w:t>У другому і третьому розділах розглянуто алгоритмічні та модельні складові дослідження. Для рецензування з позицій програмної інженерії суттєвим є те, що ці складові подано як частини майбутнього конвеєра обробки даних: детектування, оцінювання руху, відновлення глибини, агрегація результатів і кількісне оцінювання.</w:t>
+      </w:r>
+    </w:p>
+    <w:p>
+      <w:pPr>
+        <w:spacing w:after="0" w:before="0" w:line="240" w:lineRule="auto"/>
+        <w:jc w:val="both"/>
+      </w:pPr>
+      <w:r>
+        <w:t xml:space="preserve">У четвертому розділі найбільш повно проявляється практична цінність роботи. Автор подає структуру інформаційної технології, програмну реалізацію та результати порівняння конфігурацій. Порівняння </w:t>
+      </w:r>
+      <w:r>
+        <w:rPr>
+          <w:b/>
+        </w:rPr>
+        <w:t>35 комбінацій</w:t>
+      </w:r>
+      <w:r>
+        <w:t xml:space="preserve"> методів є корисним не лише як експеримент, а й як основа для вибору конфігурації системи залежно від умов спостереження, вимог до точності та доступних ресурсів.</w:t>
+      </w:r>
+    </w:p>
+    <w:p>
+      <w:pPr>
+        <w:spacing w:after="0" w:before="0" w:line="240" w:lineRule="auto"/>
+        <w:jc w:val="both"/>
+      </w:pPr>
+      <w:r>
+        <w:t>Теоретичні, алгоритмічні та експериментальні матеріали збалансовані між собою. У роботі достатньо повно подано як модельну частину, так і питання програмної реалізації, хоча опис інтерфейсів між модулями та часових характеристик системи міг би бути детальнішим.</w:t>
       </w:r>
     </w:p>
     <w:p>
